--- a/gestion_cobranza/20260428_req18198_Firma de acuerdos por pronto pago deuda TFU/doc/EspecificacionesAcuerdoManual.docx
+++ b/gestion_cobranza/20260428_req18198_Firma de acuerdos por pronto pago deuda TFU/doc/EspecificacionesAcuerdoManual.docx
@@ -1,6 +1,6 @@
 
 <file path=word/document.xml><?xml version="1.0" encoding="utf-8"?>
-<w:document xmlns:wpc="http://schemas.microsoft.com/office/word/2010/wordprocessingCanvas" xmlns:cx="http://schemas.microsoft.com/office/drawing/2014/chartex" xmlns:cx1="http://schemas.microsoft.com/office/drawing/2015/9/8/chartex" xmlns:cx2="http://schemas.microsoft.com/office/drawing/2015/10/21/chartex" xmlns:cx3="http://schemas.microsoft.com/office/drawing/2016/5/9/chartex" xmlns:cx4="http://schemas.microsoft.com/office/drawing/2016/5/10/chartex" xmlns:cx5="http://schemas.microsoft.com/office/drawing/2016/5/11/chartex" xmlns:cx6="http://schemas.microsoft.com/office/drawing/2016/5/12/chartex" xmlns:cx7="http://schemas.microsoft.com/office/drawing/2016/5/13/chartex" xmlns:cx8="http://schemas.microsoft.com/office/drawing/2016/5/14/chartex" xmlns:mc="http://schemas.openxmlformats.org/markup-compatibility/2006" xmlns:aink="http://schemas.microsoft.com/office/drawing/2016/ink" xmlns:am3d="http://schemas.microsoft.com/office/drawing/2017/model3d" xmlns:o="urn:schemas-microsoft-com:office:office" xmlns:r="http://schemas.openxmlformats.org/officeDocument/2006/relationships" xmlns:m="http://schemas.openxmlformats.org/officeDocument/2006/math" xmlns:v="urn:schemas-microsoft-com:vml" xmlns:wp14="http://schemas.microsoft.com/office/word/2010/wordprocessingDrawing" xmlns:wp="http://schemas.openxmlformats.org/drawingml/2006/wordprocessingDrawing" xmlns:w10="urn:schemas-microsoft-com:office:word" xmlns:w="http://schemas.openxmlformats.org/wordprocessingml/2006/main" xmlns:w14="http://schemas.microsoft.com/office/word/2010/wordml" xmlns:w15="http://schemas.microsoft.com/office/word/2012/wordml" xmlns:w16cid="http://schemas.microsoft.com/office/word/2016/wordml/cid" xmlns:w16se="http://schemas.microsoft.com/office/word/2015/wordml/symex" xmlns:wpg="http://schemas.microsoft.com/office/word/2010/wordprocessingGroup" xmlns:wpi="http://schemas.microsoft.com/office/word/2010/wordprocessingInk" xmlns:wne="http://schemas.microsoft.com/office/word/2006/wordml" xmlns:wps="http://schemas.microsoft.com/office/word/2010/wordprocessingShape" mc:Ignorable="w14 w15 w16se w16cid wp14">
+<w:document xmlns:wpc="http://schemas.microsoft.com/office/word/2010/wordprocessingCanvas" xmlns:cx="http://schemas.microsoft.com/office/drawing/2014/chartex" xmlns:mc="http://schemas.openxmlformats.org/markup-compatibility/2006" xmlns:o="urn:schemas-microsoft-com:office:office" xmlns:r="http://schemas.openxmlformats.org/officeDocument/2006/relationships" xmlns:m="http://schemas.openxmlformats.org/officeDocument/2006/math" xmlns:v="urn:schemas-microsoft-com:vml" xmlns:wp14="http://schemas.microsoft.com/office/word/2010/wordprocessingDrawing" xmlns:wp="http://schemas.openxmlformats.org/drawingml/2006/wordprocessingDrawing" xmlns:w10="urn:schemas-microsoft-com:office:word" xmlns:w="http://schemas.openxmlformats.org/wordprocessingml/2006/main" xmlns:w14="http://schemas.microsoft.com/office/word/2010/wordml" xmlns:w15="http://schemas.microsoft.com/office/word/2012/wordml" xmlns:w16se="http://schemas.microsoft.com/office/word/2015/wordml/symex" xmlns:wpg="http://schemas.microsoft.com/office/word/2010/wordprocessingGroup" xmlns:wpi="http://schemas.microsoft.com/office/word/2010/wordprocessingInk" xmlns:wne="http://schemas.microsoft.com/office/word/2006/wordml" xmlns:wps="http://schemas.microsoft.com/office/word/2010/wordprocessingShape" mc:Ignorable="w14 w15 w16se wp14">
   <w:body>
     <w:p>
       <w:pPr>
@@ -72,10 +72,7 @@
         <w:spacing w:after="0" w:line="240" w:lineRule="auto"/>
       </w:pPr>
       <w:r>
-        <w:t>V</w:t>
-      </w:r>
-      <w:r>
-        <w:t>erificar si ya tiene un acuerdo firmado, y si es así, obtener los datos de ese acuerdo y dejar bloqueados los datos del email, de la cuenta, la funcionalidad para elegir forma de pago, para "eliminar" archivos adjuntos y para "confirmar" el acuerdo.</w:t>
+        <w:t>Verificar si ya tiene un acuerdo firmado, y si es así, obtener los datos de ese acuerdo y dejar bloqueados los datos del email, de la cuenta, la funcionalidad para elegir forma de pago, para "eliminar" archivos adjuntos y para "confirmar" el acuerdo.</w:t>
       </w:r>
     </w:p>
     <w:p>
@@ -663,6 +660,7 @@
           <w:color w:val="000000"/>
           <w:sz w:val="18"/>
           <w:szCs w:val="18"/>
+          <w:highlight w:val="green"/>
         </w:rPr>
         <w:t>[</w:t>
       </w:r>
@@ -673,6 +671,7 @@
           <w:color w:val="000000"/>
           <w:sz w:val="18"/>
           <w:szCs w:val="18"/>
+          <w:highlight w:val="green"/>
         </w:rPr>
         <w:t>dbo</w:t>
       </w:r>
@@ -684,6 +683,7 @@
           <w:color w:val="000000"/>
           <w:sz w:val="18"/>
           <w:szCs w:val="18"/>
+          <w:highlight w:val="green"/>
         </w:rPr>
         <w:t>]</w:t>
       </w:r>
@@ -693,6 +693,7 @@
           <w:color w:val="808080"/>
           <w:sz w:val="18"/>
           <w:szCs w:val="18"/>
+          <w:highlight w:val="green"/>
         </w:rPr>
         <w:t>.</w:t>
       </w:r>
@@ -702,6 +703,7 @@
           <w:color w:val="000000"/>
           <w:sz w:val="18"/>
           <w:szCs w:val="18"/>
+          <w:highlight w:val="green"/>
         </w:rPr>
         <w:t>[</w:t>
       </w:r>
@@ -712,17 +714,9 @@
           <w:color w:val="000000"/>
           <w:sz w:val="18"/>
           <w:szCs w:val="18"/>
-        </w:rPr>
-        <w:t>spu_ws_datos_acuerdo_prontopago_ley21674]</w:t>
-      </w:r>
-      <w:r>
-        <w:rPr>
-          <w:rFonts w:ascii="Cascadia Mono" w:hAnsi="Cascadia Mono" w:cs="Cascadia Mono"/>
-          <w:color w:val="000000"/>
-          <w:sz w:val="18"/>
-          <w:szCs w:val="18"/>
-        </w:rPr>
-        <w:t xml:space="preserve"> @folio</w:t>
+          <w:highlight w:val="green"/>
+        </w:rPr>
+        <w:t>spu_ws_datos_acuerdo_prontopago_ley21674] @folio</w:t>
       </w:r>
     </w:p>
     <w:p>
@@ -1307,6 +1301,7 @@
           <w:color w:val="000000"/>
           <w:sz w:val="18"/>
           <w:szCs w:val="18"/>
+          <w:highlight w:val="yellow"/>
         </w:rPr>
         <w:t>Exec</w:t>
       </w:r>
@@ -1317,25 +1312,141 @@
           <w:color w:val="000000"/>
           <w:sz w:val="18"/>
           <w:szCs w:val="18"/>
-        </w:rPr>
-        <w:t xml:space="preserve"> </w:t>
-      </w:r>
-      <w:r>
-        <w:rPr>
-          <w:rFonts w:ascii="Cascadia Mono" w:hAnsi="Cascadia Mono" w:cs="Cascadia Mono"/>
-          <w:color w:val="000000"/>
-          <w:sz w:val="18"/>
-          <w:szCs w:val="18"/>
+          <w:highlight w:val="yellow"/>
+        </w:rPr>
+        <w:t xml:space="preserve"> [</w:t>
+      </w:r>
+      <w:proofErr w:type="spellStart"/>
+      <w:r>
+        <w:rPr>
+          <w:rFonts w:ascii="Cascadia Mono" w:hAnsi="Cascadia Mono" w:cs="Cascadia Mono"/>
+          <w:color w:val="000000"/>
+          <w:sz w:val="18"/>
+          <w:szCs w:val="18"/>
+          <w:highlight w:val="yellow"/>
+        </w:rPr>
+        <w:t>dbo</w:t>
+      </w:r>
+      <w:proofErr w:type="spellEnd"/>
+      <w:proofErr w:type="gramStart"/>
+      <w:r>
+        <w:rPr>
+          <w:rFonts w:ascii="Cascadia Mono" w:hAnsi="Cascadia Mono" w:cs="Cascadia Mono"/>
+          <w:color w:val="000000"/>
+          <w:sz w:val="18"/>
+          <w:szCs w:val="18"/>
+          <w:highlight w:val="yellow"/>
+        </w:rPr>
+        <w:t>]</w:t>
+      </w:r>
+      <w:r>
+        <w:rPr>
+          <w:rFonts w:ascii="Cascadia Mono" w:hAnsi="Cascadia Mono" w:cs="Cascadia Mono"/>
+          <w:color w:val="808080"/>
+          <w:sz w:val="18"/>
+          <w:szCs w:val="18"/>
+          <w:highlight w:val="yellow"/>
+        </w:rPr>
+        <w:t>.</w:t>
+      </w:r>
+      <w:r>
+        <w:rPr>
+          <w:rFonts w:ascii="Cascadia Mono" w:hAnsi="Cascadia Mono" w:cs="Cascadia Mono"/>
+          <w:color w:val="000000"/>
+          <w:sz w:val="18"/>
+          <w:szCs w:val="18"/>
+          <w:highlight w:val="yellow"/>
         </w:rPr>
         <w:t>[</w:t>
       </w:r>
-      <w:proofErr w:type="spellStart"/>
-      <w:r>
-        <w:rPr>
-          <w:rFonts w:ascii="Cascadia Mono" w:hAnsi="Cascadia Mono" w:cs="Cascadia Mono"/>
-          <w:color w:val="000000"/>
-          <w:sz w:val="18"/>
-          <w:szCs w:val="18"/>
+      <w:proofErr w:type="gramEnd"/>
+      <w:r>
+        <w:rPr>
+          <w:rFonts w:ascii="Cascadia Mono" w:hAnsi="Cascadia Mono" w:cs="Cascadia Mono"/>
+          <w:color w:val="000000"/>
+          <w:sz w:val="18"/>
+          <w:szCs w:val="18"/>
+          <w:highlight w:val="yellow"/>
+        </w:rPr>
+        <w:t>spu_ws_propuesta_prontopago_ley21674] @</w:t>
+      </w:r>
+      <w:proofErr w:type="spellStart"/>
+      <w:r>
+        <w:rPr>
+          <w:rFonts w:ascii="Cascadia Mono" w:hAnsi="Cascadia Mono" w:cs="Cascadia Mono"/>
+          <w:color w:val="000000"/>
+          <w:sz w:val="18"/>
+          <w:szCs w:val="18"/>
+          <w:highlight w:val="yellow"/>
+        </w:rPr>
+        <w:t>rut</w:t>
+      </w:r>
+      <w:proofErr w:type="spellEnd"/>
+    </w:p>
+    <w:p>
+      <w:pPr>
+        <w:spacing w:after="0" w:line="240" w:lineRule="auto"/>
+        <w:ind w:left="708"/>
+      </w:pPr>
+    </w:p>
+    <w:p>
+      <w:pPr>
+        <w:spacing w:after="0" w:line="240" w:lineRule="auto"/>
+        <w:ind w:left="708"/>
+      </w:pPr>
+      <w:r>
+        <w:t xml:space="preserve">--Luego obtiene los datos de la propuesta </w:t>
+      </w:r>
+    </w:p>
+    <w:p>
+      <w:pPr>
+        <w:pStyle w:val="HTMLconformatoprevio"/>
+        <w:rPr>
+          <w:rFonts w:ascii="Cascadia Mono" w:hAnsi="Cascadia Mono" w:cs="Cascadia Mono"/>
+          <w:color w:val="000000"/>
+          <w:sz w:val="18"/>
+          <w:szCs w:val="18"/>
+        </w:rPr>
+      </w:pPr>
+      <w:r>
+        <w:rPr>
+          <w:rFonts w:ascii="Cascadia Mono" w:hAnsi="Cascadia Mono" w:cs="Cascadia Mono"/>
+          <w:color w:val="000000"/>
+          <w:sz w:val="18"/>
+          <w:szCs w:val="18"/>
+        </w:rPr>
+        <w:tab/>
+      </w:r>
+      <w:proofErr w:type="spellStart"/>
+      <w:r>
+        <w:rPr>
+          <w:rFonts w:ascii="Cascadia Mono" w:hAnsi="Cascadia Mono" w:cs="Cascadia Mono"/>
+          <w:color w:val="000000"/>
+          <w:sz w:val="18"/>
+          <w:szCs w:val="18"/>
+          <w:highlight w:val="green"/>
+        </w:rPr>
+        <w:t>Exec</w:t>
+      </w:r>
+      <w:proofErr w:type="spellEnd"/>
+      <w:r>
+        <w:rPr>
+          <w:rFonts w:ascii="Cascadia Mono" w:hAnsi="Cascadia Mono" w:cs="Cascadia Mono"/>
+          <w:color w:val="000000"/>
+          <w:sz w:val="18"/>
+          <w:szCs w:val="18"/>
+          <w:highlight w:val="green"/>
+        </w:rPr>
+        <w:t xml:space="preserve"> [</w:t>
+      </w:r>
+      <w:proofErr w:type="spellStart"/>
+      <w:r>
+        <w:rPr>
+          <w:rFonts w:ascii="Cascadia Mono" w:hAnsi="Cascadia Mono" w:cs="Cascadia Mono"/>
+          <w:color w:val="000000"/>
+          <w:sz w:val="18"/>
+          <w:szCs w:val="18"/>
+          <w:highlight w:val="green"/>
         </w:rPr>
         <w:t>dbo</w:t>
       </w:r>
@@ -1347,6 +1458,7 @@
           <w:color w:val="000000"/>
           <w:sz w:val="18"/>
           <w:szCs w:val="18"/>
+          <w:highlight w:val="green"/>
         </w:rPr>
         <w:t>]</w:t>
       </w:r>
@@ -1356,6 +1468,7 @@
           <w:color w:val="808080"/>
           <w:sz w:val="18"/>
           <w:szCs w:val="18"/>
+          <w:highlight w:val="green"/>
         </w:rPr>
         <w:t>.</w:t>
       </w:r>
@@ -1365,6 +1478,7 @@
           <w:color w:val="000000"/>
           <w:sz w:val="18"/>
           <w:szCs w:val="18"/>
+          <w:highlight w:val="green"/>
         </w:rPr>
         <w:t>[</w:t>
       </w:r>
@@ -1375,29 +1489,10 @@
           <w:color w:val="000000"/>
           <w:sz w:val="18"/>
           <w:szCs w:val="18"/>
-        </w:rPr>
-        <w:t>spu_ws_propuesta_prontopago_ley21674]</w:t>
-      </w:r>
-      <w:r>
-        <w:rPr>
-          <w:rFonts w:ascii="Cascadia Mono" w:hAnsi="Cascadia Mono" w:cs="Cascadia Mono"/>
-          <w:color w:val="000000"/>
-          <w:sz w:val="18"/>
-          <w:szCs w:val="18"/>
-        </w:rPr>
-        <w:t xml:space="preserve"> @</w:t>
-      </w:r>
-      <w:proofErr w:type="spellStart"/>
-      <w:r>
-        <w:rPr>
-          <w:rFonts w:ascii="Cascadia Mono" w:hAnsi="Cascadia Mono" w:cs="Cascadia Mono"/>
-          <w:color w:val="000000"/>
-          <w:sz w:val="18"/>
-          <w:szCs w:val="18"/>
-        </w:rPr>
-        <w:t>rut</w:t>
-      </w:r>
-      <w:proofErr w:type="spellEnd"/>
+          <w:highlight w:val="green"/>
+        </w:rPr>
+        <w:t>spu_ws_datos_acuerdo_prontopago_ley21674] @folio</w:t>
+      </w:r>
     </w:p>
     <w:p>
       <w:pPr>
@@ -1408,119 +1503,6 @@
     <w:p>
       <w:pPr>
         <w:spacing w:after="0" w:line="240" w:lineRule="auto"/>
-        <w:ind w:left="708"/>
-      </w:pPr>
-      <w:r>
-        <w:t xml:space="preserve">--Luego obtiene los datos de la propuesta </w:t>
-      </w:r>
-    </w:p>
-    <w:p>
-      <w:pPr>
-        <w:pStyle w:val="HTMLconformatoprevio"/>
-        <w:rPr>
-          <w:rFonts w:ascii="Cascadia Mono" w:hAnsi="Cascadia Mono" w:cs="Cascadia Mono"/>
-          <w:color w:val="000000"/>
-          <w:sz w:val="18"/>
-          <w:szCs w:val="18"/>
-        </w:rPr>
-      </w:pPr>
-      <w:r>
-        <w:rPr>
-          <w:rFonts w:ascii="Cascadia Mono" w:hAnsi="Cascadia Mono" w:cs="Cascadia Mono"/>
-          <w:color w:val="000000"/>
-          <w:sz w:val="18"/>
-          <w:szCs w:val="18"/>
-        </w:rPr>
-        <w:tab/>
-      </w:r>
-      <w:proofErr w:type="spellStart"/>
-      <w:r>
-        <w:rPr>
-          <w:rFonts w:ascii="Cascadia Mono" w:hAnsi="Cascadia Mono" w:cs="Cascadia Mono"/>
-          <w:color w:val="000000"/>
-          <w:sz w:val="18"/>
-          <w:szCs w:val="18"/>
-        </w:rPr>
-        <w:t>Exec</w:t>
-      </w:r>
-      <w:proofErr w:type="spellEnd"/>
-      <w:r>
-        <w:rPr>
-          <w:rFonts w:ascii="Cascadia Mono" w:hAnsi="Cascadia Mono" w:cs="Cascadia Mono"/>
-          <w:color w:val="000000"/>
-          <w:sz w:val="18"/>
-          <w:szCs w:val="18"/>
-        </w:rPr>
-        <w:t xml:space="preserve"> </w:t>
-      </w:r>
-      <w:r>
-        <w:rPr>
-          <w:rFonts w:ascii="Cascadia Mono" w:hAnsi="Cascadia Mono" w:cs="Cascadia Mono"/>
-          <w:color w:val="000000"/>
-          <w:sz w:val="18"/>
-          <w:szCs w:val="18"/>
-        </w:rPr>
-        <w:t>[</w:t>
-      </w:r>
-      <w:proofErr w:type="spellStart"/>
-      <w:r>
-        <w:rPr>
-          <w:rFonts w:ascii="Cascadia Mono" w:hAnsi="Cascadia Mono" w:cs="Cascadia Mono"/>
-          <w:color w:val="000000"/>
-          <w:sz w:val="18"/>
-          <w:szCs w:val="18"/>
-        </w:rPr>
-        <w:t>dbo</w:t>
-      </w:r>
-      <w:proofErr w:type="spellEnd"/>
-      <w:proofErr w:type="gramStart"/>
-      <w:r>
-        <w:rPr>
-          <w:rFonts w:ascii="Cascadia Mono" w:hAnsi="Cascadia Mono" w:cs="Cascadia Mono"/>
-          <w:color w:val="000000"/>
-          <w:sz w:val="18"/>
-          <w:szCs w:val="18"/>
-        </w:rPr>
-        <w:t>]</w:t>
-      </w:r>
-      <w:r>
-        <w:rPr>
-          <w:rFonts w:ascii="Cascadia Mono" w:hAnsi="Cascadia Mono" w:cs="Cascadia Mono"/>
-          <w:color w:val="808080"/>
-          <w:sz w:val="18"/>
-          <w:szCs w:val="18"/>
-        </w:rPr>
-        <w:t>.</w:t>
-      </w:r>
-      <w:r>
-        <w:rPr>
-          <w:rFonts w:ascii="Cascadia Mono" w:hAnsi="Cascadia Mono" w:cs="Cascadia Mono"/>
-          <w:color w:val="000000"/>
-          <w:sz w:val="18"/>
-          <w:szCs w:val="18"/>
-        </w:rPr>
-        <w:t>[</w:t>
-      </w:r>
-      <w:proofErr w:type="gramEnd"/>
-      <w:r>
-        <w:rPr>
-          <w:rFonts w:ascii="Cascadia Mono" w:hAnsi="Cascadia Mono" w:cs="Cascadia Mono"/>
-          <w:color w:val="000000"/>
-          <w:sz w:val="18"/>
-          <w:szCs w:val="18"/>
-        </w:rPr>
-        <w:t>spu_ws_datos_acuerdo_prontopago_ley21674] @folio</w:t>
-      </w:r>
-    </w:p>
-    <w:p>
-      <w:pPr>
-        <w:spacing w:after="0" w:line="240" w:lineRule="auto"/>
-        <w:ind w:left="708"/>
-      </w:pPr>
-    </w:p>
-    <w:p>
-      <w:pPr>
-        <w:spacing w:after="0" w:line="240" w:lineRule="auto"/>
       </w:pPr>
     </w:p>
     <w:p>
@@ -1624,15 +1606,7 @@
       </w:r>
       <w:r>
         <w:tab/>
-        <w:t>-</w:t>
-      </w:r>
-      <w:proofErr w:type="spellStart"/>
-      <w:r>
-        <w:t>Numero</w:t>
-      </w:r>
-      <w:proofErr w:type="spellEnd"/>
-      <w:r>
-        <w:t xml:space="preserve"> Cuenta</w:t>
+        <w:t>-Numero Cuenta</w:t>
       </w:r>
     </w:p>
     <w:p>
@@ -1823,6 +1797,10 @@
         <w:spacing w:after="0" w:line="240" w:lineRule="auto"/>
       </w:pPr>
       <w:r>
+        <w:rPr>
+          <w:noProof/>
+          <w:lang w:eastAsia="es-CL"/>
+        </w:rPr>
         <w:drawing>
           <wp:inline distT="0" distB="0" distL="0" distR="0" wp14:anchorId="2E74928A" wp14:editId="6BCEC77D">
             <wp:extent cx="5612130" cy="2808605"/>
@@ -2010,8 +1988,19 @@
           <w:sz w:val="18"/>
           <w:szCs w:val="18"/>
         </w:rPr>
-        <w:t xml:space="preserve"> 153757135</w:t>
-      </w:r>
+        <w:t xml:space="preserve"> </w:t>
+      </w:r>
+      <w:bookmarkStart w:id="0" w:name="_GoBack"/>
+      <w:r>
+        <w:rPr>
+          <w:rFonts w:ascii="Cascadia Mono" w:hAnsi="Cascadia Mono" w:cs="Cascadia Mono"/>
+          <w:color w:val="000000"/>
+          <w:sz w:val="18"/>
+          <w:szCs w:val="18"/>
+        </w:rPr>
+        <w:t>153757135</w:t>
+      </w:r>
+      <w:bookmarkEnd w:id="0"/>
     </w:p>
     <w:p>
       <w:pPr>
@@ -2043,8 +2032,6 @@
           <w:szCs w:val="18"/>
         </w:rPr>
       </w:pPr>
-      <w:bookmarkStart w:id="0" w:name="_GoBack"/>
-      <w:bookmarkEnd w:id="0"/>
     </w:p>
     <w:p>
       <w:pPr>
@@ -2281,15 +2268,750 @@
     </w:p>
     <w:p>
       <w:pPr>
-        <w:spacing w:after="0" w:line="240" w:lineRule="auto"/>
-      </w:pPr>
-    </w:p>
-    <w:p>
-      <w:pPr>
-        <w:spacing w:after="0" w:line="240" w:lineRule="auto"/>
-      </w:pPr>
-      <w:r>
-        <w:tab/>
+        <w:pStyle w:val="HTMLconformatoprevio"/>
+        <w:rPr>
+          <w:rFonts w:ascii="Cascadia Mono" w:hAnsi="Cascadia Mono" w:cs="Cascadia Mono"/>
+          <w:color w:val="000000"/>
+          <w:sz w:val="18"/>
+          <w:szCs w:val="18"/>
+        </w:rPr>
+      </w:pPr>
+    </w:p>
+    <w:p>
+      <w:pPr>
+        <w:pStyle w:val="HTMLconformatoprevio"/>
+        <w:rPr>
+          <w:rFonts w:ascii="Cascadia Mono" w:hAnsi="Cascadia Mono" w:cs="Cascadia Mono"/>
+          <w:color w:val="000000"/>
+          <w:sz w:val="18"/>
+          <w:szCs w:val="18"/>
+        </w:rPr>
+      </w:pPr>
+    </w:p>
+    <w:p>
+      <w:pPr>
+        <w:pStyle w:val="HTMLconformatoprevio"/>
+        <w:rPr>
+          <w:rFonts w:ascii="Cascadia Mono" w:hAnsi="Cascadia Mono" w:cs="Cascadia Mono"/>
+          <w:color w:val="000000"/>
+          <w:sz w:val="18"/>
+          <w:szCs w:val="18"/>
+        </w:rPr>
+      </w:pPr>
+      <w:proofErr w:type="spellStart"/>
+      <w:r>
+        <w:rPr>
+          <w:rFonts w:ascii="Cascadia Mono" w:hAnsi="Cascadia Mono" w:cs="Cascadia Mono"/>
+          <w:color w:val="000000"/>
+          <w:sz w:val="18"/>
+          <w:szCs w:val="18"/>
+        </w:rPr>
+        <w:t>name</w:t>
+      </w:r>
+      <w:proofErr w:type="spellEnd"/>
+      <w:r>
+        <w:rPr>
+          <w:rFonts w:ascii="Cascadia Mono" w:hAnsi="Cascadia Mono" w:cs="Cascadia Mono"/>
+          <w:color w:val="000000"/>
+          <w:sz w:val="18"/>
+          <w:szCs w:val="18"/>
+        </w:rPr>
+        <w:t>=</w:t>
+      </w:r>
+      <w:proofErr w:type="spellStart"/>
+      <w:r>
+        <w:rPr>
+          <w:rFonts w:ascii="Cascadia Mono" w:hAnsi="Cascadia Mono" w:cs="Cascadia Mono"/>
+          <w:color w:val="000000"/>
+          <w:sz w:val="18"/>
+          <w:szCs w:val="18"/>
+        </w:rPr>
+        <w:t>tipopago_t</w:t>
+      </w:r>
+      <w:proofErr w:type="spellEnd"/>
+      <w:r>
+        <w:rPr>
+          <w:rFonts w:ascii="Cascadia Mono" w:hAnsi="Cascadia Mono" w:cs="Cascadia Mono"/>
+          <w:color w:val="000000"/>
+          <w:sz w:val="18"/>
+          <w:szCs w:val="18"/>
+        </w:rPr>
+        <w:t xml:space="preserve"> visible="1"  </w:t>
+      </w:r>
+      <w:proofErr w:type="spellStart"/>
+      <w:r>
+        <w:rPr>
+          <w:rFonts w:ascii="Cascadia Mono" w:hAnsi="Cascadia Mono" w:cs="Cascadia Mono"/>
+          <w:color w:val="000000"/>
+          <w:sz w:val="18"/>
+          <w:szCs w:val="18"/>
+        </w:rPr>
+        <w:t>font.face</w:t>
+      </w:r>
+      <w:proofErr w:type="spellEnd"/>
+      <w:r>
+        <w:rPr>
+          <w:rFonts w:ascii="Cascadia Mono" w:hAnsi="Cascadia Mono" w:cs="Cascadia Mono"/>
+          <w:color w:val="000000"/>
+          <w:sz w:val="18"/>
+          <w:szCs w:val="18"/>
+        </w:rPr>
+        <w:t>="</w:t>
+      </w:r>
+      <w:proofErr w:type="spellStart"/>
+      <w:r>
+        <w:rPr>
+          <w:rFonts w:ascii="Cascadia Mono" w:hAnsi="Cascadia Mono" w:cs="Cascadia Mono"/>
+          <w:color w:val="000000"/>
+          <w:sz w:val="18"/>
+          <w:szCs w:val="18"/>
+        </w:rPr>
+        <w:t>Tahoma</w:t>
+      </w:r>
+      <w:proofErr w:type="spellEnd"/>
+      <w:r>
+        <w:rPr>
+          <w:rFonts w:ascii="Cascadia Mono" w:hAnsi="Cascadia Mono" w:cs="Cascadia Mono"/>
+          <w:color w:val="000000"/>
+          <w:sz w:val="18"/>
+          <w:szCs w:val="18"/>
+        </w:rPr>
+        <w:t xml:space="preserve">" </w:t>
+      </w:r>
+      <w:proofErr w:type="spellStart"/>
+      <w:r>
+        <w:rPr>
+          <w:rFonts w:ascii="Cascadia Mono" w:hAnsi="Cascadia Mono" w:cs="Cascadia Mono"/>
+          <w:color w:val="000000"/>
+          <w:sz w:val="18"/>
+          <w:szCs w:val="18"/>
+        </w:rPr>
+        <w:t>font.height</w:t>
+      </w:r>
+      <w:proofErr w:type="spellEnd"/>
+      <w:r>
+        <w:rPr>
+          <w:rFonts w:ascii="Cascadia Mono" w:hAnsi="Cascadia Mono" w:cs="Cascadia Mono"/>
+          <w:color w:val="000000"/>
+          <w:sz w:val="18"/>
+          <w:szCs w:val="18"/>
+        </w:rPr>
+        <w:t xml:space="preserve">="-9" </w:t>
+      </w:r>
+      <w:proofErr w:type="spellStart"/>
+      <w:r>
+        <w:rPr>
+          <w:rFonts w:ascii="Cascadia Mono" w:hAnsi="Cascadia Mono" w:cs="Cascadia Mono"/>
+          <w:color w:val="000000"/>
+          <w:sz w:val="18"/>
+          <w:szCs w:val="18"/>
+        </w:rPr>
+        <w:t>font.weight</w:t>
+      </w:r>
+      <w:proofErr w:type="spellEnd"/>
+      <w:r>
+        <w:rPr>
+          <w:rFonts w:ascii="Cascadia Mono" w:hAnsi="Cascadia Mono" w:cs="Cascadia Mono"/>
+          <w:color w:val="000000"/>
+          <w:sz w:val="18"/>
+          <w:szCs w:val="18"/>
+        </w:rPr>
+        <w:t xml:space="preserve">="400"  </w:t>
+      </w:r>
+      <w:proofErr w:type="spellStart"/>
+      <w:r>
+        <w:rPr>
+          <w:rFonts w:ascii="Cascadia Mono" w:hAnsi="Cascadia Mono" w:cs="Cascadia Mono"/>
+          <w:color w:val="000000"/>
+          <w:sz w:val="18"/>
+          <w:szCs w:val="18"/>
+        </w:rPr>
+        <w:t>font.family</w:t>
+      </w:r>
+      <w:proofErr w:type="spellEnd"/>
+      <w:r>
+        <w:rPr>
+          <w:rFonts w:ascii="Cascadia Mono" w:hAnsi="Cascadia Mono" w:cs="Cascadia Mono"/>
+          <w:color w:val="000000"/>
+          <w:sz w:val="18"/>
+          <w:szCs w:val="18"/>
+        </w:rPr>
+        <w:t xml:space="preserve">="2" </w:t>
+      </w:r>
+      <w:proofErr w:type="spellStart"/>
+      <w:r>
+        <w:rPr>
+          <w:rFonts w:ascii="Cascadia Mono" w:hAnsi="Cascadia Mono" w:cs="Cascadia Mono"/>
+          <w:color w:val="000000"/>
+          <w:sz w:val="18"/>
+          <w:szCs w:val="18"/>
+        </w:rPr>
+        <w:t>font.pitch</w:t>
+      </w:r>
+      <w:proofErr w:type="spellEnd"/>
+      <w:r>
+        <w:rPr>
+          <w:rFonts w:ascii="Cascadia Mono" w:hAnsi="Cascadia Mono" w:cs="Cascadia Mono"/>
+          <w:color w:val="000000"/>
+          <w:sz w:val="18"/>
+          <w:szCs w:val="18"/>
+        </w:rPr>
+        <w:t xml:space="preserve">="2" </w:t>
+      </w:r>
+      <w:proofErr w:type="spellStart"/>
+      <w:r>
+        <w:rPr>
+          <w:rFonts w:ascii="Cascadia Mono" w:hAnsi="Cascadia Mono" w:cs="Cascadia Mono"/>
+          <w:color w:val="000000"/>
+          <w:sz w:val="18"/>
+          <w:szCs w:val="18"/>
+        </w:rPr>
+        <w:t>font.charset</w:t>
+      </w:r>
+      <w:proofErr w:type="spellEnd"/>
+      <w:r>
+        <w:rPr>
+          <w:rFonts w:ascii="Cascadia Mono" w:hAnsi="Cascadia Mono" w:cs="Cascadia Mono"/>
+          <w:color w:val="000000"/>
+          <w:sz w:val="18"/>
+          <w:szCs w:val="18"/>
+        </w:rPr>
+        <w:t xml:space="preserve">="0" </w:t>
+      </w:r>
+      <w:proofErr w:type="spellStart"/>
+      <w:r>
+        <w:rPr>
+          <w:rFonts w:ascii="Cascadia Mono" w:hAnsi="Cascadia Mono" w:cs="Cascadia Mono"/>
+          <w:color w:val="000000"/>
+          <w:sz w:val="18"/>
+          <w:szCs w:val="18"/>
+        </w:rPr>
+        <w:t>background.mode</w:t>
+      </w:r>
+      <w:proofErr w:type="spellEnd"/>
+      <w:r>
+        <w:rPr>
+          <w:rFonts w:ascii="Cascadia Mono" w:hAnsi="Cascadia Mono" w:cs="Cascadia Mono"/>
+          <w:color w:val="000000"/>
+          <w:sz w:val="18"/>
+          <w:szCs w:val="18"/>
+        </w:rPr>
+        <w:t xml:space="preserve">="1" </w:t>
+      </w:r>
+      <w:proofErr w:type="spellStart"/>
+      <w:r>
+        <w:rPr>
+          <w:rFonts w:ascii="Cascadia Mono" w:hAnsi="Cascadia Mono" w:cs="Cascadia Mono"/>
+          <w:color w:val="000000"/>
+          <w:sz w:val="18"/>
+          <w:szCs w:val="18"/>
+        </w:rPr>
+        <w:t>background.color</w:t>
+      </w:r>
+      <w:proofErr w:type="spellEnd"/>
+      <w:r>
+        <w:rPr>
+          <w:rFonts w:ascii="Cascadia Mono" w:hAnsi="Cascadia Mono" w:cs="Cascadia Mono"/>
+          <w:color w:val="000000"/>
+          <w:sz w:val="18"/>
+          <w:szCs w:val="18"/>
+        </w:rPr>
+        <w:t xml:space="preserve">="536870912" </w:t>
+      </w:r>
+      <w:proofErr w:type="spellStart"/>
+      <w:r>
+        <w:rPr>
+          <w:rFonts w:ascii="Cascadia Mono" w:hAnsi="Cascadia Mono" w:cs="Cascadia Mono"/>
+          <w:color w:val="000000"/>
+          <w:sz w:val="18"/>
+          <w:szCs w:val="18"/>
+        </w:rPr>
+        <w:t>background.transparency</w:t>
+      </w:r>
+      <w:proofErr w:type="spellEnd"/>
+      <w:r>
+        <w:rPr>
+          <w:rFonts w:ascii="Cascadia Mono" w:hAnsi="Cascadia Mono" w:cs="Cascadia Mono"/>
+          <w:color w:val="000000"/>
+          <w:sz w:val="18"/>
+          <w:szCs w:val="18"/>
+        </w:rPr>
+        <w:t xml:space="preserve">="0" </w:t>
+      </w:r>
+      <w:proofErr w:type="spellStart"/>
+      <w:r>
+        <w:rPr>
+          <w:rFonts w:ascii="Cascadia Mono" w:hAnsi="Cascadia Mono" w:cs="Cascadia Mono"/>
+          <w:color w:val="000000"/>
+          <w:sz w:val="18"/>
+          <w:szCs w:val="18"/>
+        </w:rPr>
+        <w:t>background.gradient.color</w:t>
+      </w:r>
+      <w:proofErr w:type="spellEnd"/>
+      <w:r>
+        <w:rPr>
+          <w:rFonts w:ascii="Cascadia Mono" w:hAnsi="Cascadia Mono" w:cs="Cascadia Mono"/>
+          <w:color w:val="000000"/>
+          <w:sz w:val="18"/>
+          <w:szCs w:val="18"/>
+        </w:rPr>
+        <w:t xml:space="preserve">="8421504" </w:t>
+      </w:r>
+      <w:proofErr w:type="spellStart"/>
+      <w:r>
+        <w:rPr>
+          <w:rFonts w:ascii="Cascadia Mono" w:hAnsi="Cascadia Mono" w:cs="Cascadia Mono"/>
+          <w:color w:val="000000"/>
+          <w:sz w:val="18"/>
+          <w:szCs w:val="18"/>
+        </w:rPr>
+        <w:t>background.gradient.transparency</w:t>
+      </w:r>
+      <w:proofErr w:type="spellEnd"/>
+      <w:r>
+        <w:rPr>
+          <w:rFonts w:ascii="Cascadia Mono" w:hAnsi="Cascadia Mono" w:cs="Cascadia Mono"/>
+          <w:color w:val="000000"/>
+          <w:sz w:val="18"/>
+          <w:szCs w:val="18"/>
+        </w:rPr>
+        <w:t xml:space="preserve">="0" </w:t>
+      </w:r>
+      <w:proofErr w:type="spellStart"/>
+      <w:r>
+        <w:rPr>
+          <w:rFonts w:ascii="Cascadia Mono" w:hAnsi="Cascadia Mono" w:cs="Cascadia Mono"/>
+          <w:color w:val="000000"/>
+          <w:sz w:val="18"/>
+          <w:szCs w:val="18"/>
+        </w:rPr>
+        <w:t>background.gradient.angle</w:t>
+      </w:r>
+      <w:proofErr w:type="spellEnd"/>
+      <w:r>
+        <w:rPr>
+          <w:rFonts w:ascii="Cascadia Mono" w:hAnsi="Cascadia Mono" w:cs="Cascadia Mono"/>
+          <w:color w:val="000000"/>
+          <w:sz w:val="18"/>
+          <w:szCs w:val="18"/>
+        </w:rPr>
+        <w:t xml:space="preserve">="0" </w:t>
+      </w:r>
+      <w:proofErr w:type="spellStart"/>
+      <w:r>
+        <w:rPr>
+          <w:rFonts w:ascii="Cascadia Mono" w:hAnsi="Cascadia Mono" w:cs="Cascadia Mono"/>
+          <w:color w:val="000000"/>
+          <w:sz w:val="18"/>
+          <w:szCs w:val="18"/>
+        </w:rPr>
+        <w:t>background.brushmode</w:t>
+      </w:r>
+      <w:proofErr w:type="spellEnd"/>
+      <w:r>
+        <w:rPr>
+          <w:rFonts w:ascii="Cascadia Mono" w:hAnsi="Cascadia Mono" w:cs="Cascadia Mono"/>
+          <w:color w:val="000000"/>
+          <w:sz w:val="18"/>
+          <w:szCs w:val="18"/>
+        </w:rPr>
+        <w:t xml:space="preserve">="0" </w:t>
+      </w:r>
+      <w:proofErr w:type="spellStart"/>
+      <w:r>
+        <w:rPr>
+          <w:rFonts w:ascii="Cascadia Mono" w:hAnsi="Cascadia Mono" w:cs="Cascadia Mono"/>
+          <w:color w:val="000000"/>
+          <w:sz w:val="18"/>
+          <w:szCs w:val="18"/>
+        </w:rPr>
+        <w:t>background.gradient.repetition.mode</w:t>
+      </w:r>
+      <w:proofErr w:type="spellEnd"/>
+      <w:r>
+        <w:rPr>
+          <w:rFonts w:ascii="Cascadia Mono" w:hAnsi="Cascadia Mono" w:cs="Cascadia Mono"/>
+          <w:color w:val="000000"/>
+          <w:sz w:val="18"/>
+          <w:szCs w:val="18"/>
+        </w:rPr>
+        <w:t xml:space="preserve">="0" </w:t>
+      </w:r>
+      <w:proofErr w:type="spellStart"/>
+      <w:r>
+        <w:rPr>
+          <w:rFonts w:ascii="Cascadia Mono" w:hAnsi="Cascadia Mono" w:cs="Cascadia Mono"/>
+          <w:color w:val="000000"/>
+          <w:sz w:val="18"/>
+          <w:szCs w:val="18"/>
+        </w:rPr>
+        <w:t>background.gradient.repetition.count</w:t>
+      </w:r>
+      <w:proofErr w:type="spellEnd"/>
+      <w:r>
+        <w:rPr>
+          <w:rFonts w:ascii="Cascadia Mono" w:hAnsi="Cascadia Mono" w:cs="Cascadia Mono"/>
+          <w:color w:val="000000"/>
+          <w:sz w:val="18"/>
+          <w:szCs w:val="18"/>
+        </w:rPr>
+        <w:t xml:space="preserve">="0" </w:t>
+      </w:r>
+      <w:proofErr w:type="spellStart"/>
+      <w:r>
+        <w:rPr>
+          <w:rFonts w:ascii="Cascadia Mono" w:hAnsi="Cascadia Mono" w:cs="Cascadia Mono"/>
+          <w:color w:val="000000"/>
+          <w:sz w:val="18"/>
+          <w:szCs w:val="18"/>
+        </w:rPr>
+        <w:t>background.gradient.repetition.length</w:t>
+      </w:r>
+      <w:proofErr w:type="spellEnd"/>
+      <w:r>
+        <w:rPr>
+          <w:rFonts w:ascii="Cascadia Mono" w:hAnsi="Cascadia Mono" w:cs="Cascadia Mono"/>
+          <w:color w:val="000000"/>
+          <w:sz w:val="18"/>
+          <w:szCs w:val="18"/>
+        </w:rPr>
+        <w:t xml:space="preserve">="100" </w:t>
+      </w:r>
+      <w:proofErr w:type="spellStart"/>
+      <w:r>
+        <w:rPr>
+          <w:rFonts w:ascii="Cascadia Mono" w:hAnsi="Cascadia Mono" w:cs="Cascadia Mono"/>
+          <w:color w:val="000000"/>
+          <w:sz w:val="18"/>
+          <w:szCs w:val="18"/>
+        </w:rPr>
+        <w:t>background.gradient.focus</w:t>
+      </w:r>
+      <w:proofErr w:type="spellEnd"/>
+      <w:r>
+        <w:rPr>
+          <w:rFonts w:ascii="Cascadia Mono" w:hAnsi="Cascadia Mono" w:cs="Cascadia Mono"/>
+          <w:color w:val="000000"/>
+          <w:sz w:val="18"/>
+          <w:szCs w:val="18"/>
+        </w:rPr>
+        <w:t xml:space="preserve">="0" </w:t>
+      </w:r>
+      <w:proofErr w:type="spellStart"/>
+      <w:r>
+        <w:rPr>
+          <w:rFonts w:ascii="Cascadia Mono" w:hAnsi="Cascadia Mono" w:cs="Cascadia Mono"/>
+          <w:color w:val="000000"/>
+          <w:sz w:val="18"/>
+          <w:szCs w:val="18"/>
+        </w:rPr>
+        <w:t>background.gradient.scale</w:t>
+      </w:r>
+      <w:proofErr w:type="spellEnd"/>
+      <w:r>
+        <w:rPr>
+          <w:rFonts w:ascii="Cascadia Mono" w:hAnsi="Cascadia Mono" w:cs="Cascadia Mono"/>
+          <w:color w:val="000000"/>
+          <w:sz w:val="18"/>
+          <w:szCs w:val="18"/>
+        </w:rPr>
+        <w:t xml:space="preserve">="100" </w:t>
+      </w:r>
+      <w:proofErr w:type="spellStart"/>
+      <w:r>
+        <w:rPr>
+          <w:rFonts w:ascii="Cascadia Mono" w:hAnsi="Cascadia Mono" w:cs="Cascadia Mono"/>
+          <w:color w:val="000000"/>
+          <w:sz w:val="18"/>
+          <w:szCs w:val="18"/>
+        </w:rPr>
+        <w:t>background.gradient.spread</w:t>
+      </w:r>
+      <w:proofErr w:type="spellEnd"/>
+      <w:r>
+        <w:rPr>
+          <w:rFonts w:ascii="Cascadia Mono" w:hAnsi="Cascadia Mono" w:cs="Cascadia Mono"/>
+          <w:color w:val="000000"/>
+          <w:sz w:val="18"/>
+          <w:szCs w:val="18"/>
+        </w:rPr>
+        <w:t xml:space="preserve">="100" </w:t>
+      </w:r>
+      <w:proofErr w:type="spellStart"/>
+      <w:r>
+        <w:rPr>
+          <w:rFonts w:ascii="Cascadia Mono" w:hAnsi="Cascadia Mono" w:cs="Cascadia Mono"/>
+          <w:color w:val="000000"/>
+          <w:sz w:val="18"/>
+          <w:szCs w:val="18"/>
+        </w:rPr>
+        <w:t>tooltip.backcolor</w:t>
+      </w:r>
+      <w:proofErr w:type="spellEnd"/>
+      <w:r>
+        <w:rPr>
+          <w:rFonts w:ascii="Cascadia Mono" w:hAnsi="Cascadia Mono" w:cs="Cascadia Mono"/>
+          <w:color w:val="000000"/>
+          <w:sz w:val="18"/>
+          <w:szCs w:val="18"/>
+        </w:rPr>
+        <w:t xml:space="preserve">="134217752" </w:t>
+      </w:r>
+      <w:proofErr w:type="spellStart"/>
+      <w:r>
+        <w:rPr>
+          <w:rFonts w:ascii="Cascadia Mono" w:hAnsi="Cascadia Mono" w:cs="Cascadia Mono"/>
+          <w:color w:val="000000"/>
+          <w:sz w:val="18"/>
+          <w:szCs w:val="18"/>
+        </w:rPr>
+        <w:t>tooltip.delay.initial</w:t>
+      </w:r>
+      <w:proofErr w:type="spellEnd"/>
+      <w:r>
+        <w:rPr>
+          <w:rFonts w:ascii="Cascadia Mono" w:hAnsi="Cascadia Mono" w:cs="Cascadia Mono"/>
+          <w:color w:val="000000"/>
+          <w:sz w:val="18"/>
+          <w:szCs w:val="18"/>
+        </w:rPr>
+        <w:t xml:space="preserve">="0" </w:t>
+      </w:r>
+      <w:proofErr w:type="spellStart"/>
+      <w:r>
+        <w:rPr>
+          <w:rFonts w:ascii="Cascadia Mono" w:hAnsi="Cascadia Mono" w:cs="Cascadia Mono"/>
+          <w:color w:val="000000"/>
+          <w:sz w:val="18"/>
+          <w:szCs w:val="18"/>
+        </w:rPr>
+        <w:t>tooltip.delay.visible</w:t>
+      </w:r>
+      <w:proofErr w:type="spellEnd"/>
+      <w:r>
+        <w:rPr>
+          <w:rFonts w:ascii="Cascadia Mono" w:hAnsi="Cascadia Mono" w:cs="Cascadia Mono"/>
+          <w:color w:val="000000"/>
+          <w:sz w:val="18"/>
+          <w:szCs w:val="18"/>
+        </w:rPr>
+        <w:t xml:space="preserve">="32000" </w:t>
+      </w:r>
+      <w:proofErr w:type="spellStart"/>
+      <w:r>
+        <w:rPr>
+          <w:rFonts w:ascii="Cascadia Mono" w:hAnsi="Cascadia Mono" w:cs="Cascadia Mono"/>
+          <w:color w:val="000000"/>
+          <w:sz w:val="18"/>
+          <w:szCs w:val="18"/>
+        </w:rPr>
+        <w:t>tooltip.enabled</w:t>
+      </w:r>
+      <w:proofErr w:type="spellEnd"/>
+      <w:r>
+        <w:rPr>
+          <w:rFonts w:ascii="Cascadia Mono" w:hAnsi="Cascadia Mono" w:cs="Cascadia Mono"/>
+          <w:color w:val="000000"/>
+          <w:sz w:val="18"/>
+          <w:szCs w:val="18"/>
+        </w:rPr>
+        <w:t xml:space="preserve">="0" </w:t>
+      </w:r>
+      <w:proofErr w:type="spellStart"/>
+      <w:r>
+        <w:rPr>
+          <w:rFonts w:ascii="Cascadia Mono" w:hAnsi="Cascadia Mono" w:cs="Cascadia Mono"/>
+          <w:color w:val="000000"/>
+          <w:sz w:val="18"/>
+          <w:szCs w:val="18"/>
+        </w:rPr>
+        <w:t>tooltip.hasclosebutton</w:t>
+      </w:r>
+      <w:proofErr w:type="spellEnd"/>
+      <w:r>
+        <w:rPr>
+          <w:rFonts w:ascii="Cascadia Mono" w:hAnsi="Cascadia Mono" w:cs="Cascadia Mono"/>
+          <w:color w:val="000000"/>
+          <w:sz w:val="18"/>
+          <w:szCs w:val="18"/>
+        </w:rPr>
+        <w:t xml:space="preserve">="0" </w:t>
+      </w:r>
+      <w:proofErr w:type="spellStart"/>
+      <w:r>
+        <w:rPr>
+          <w:rFonts w:ascii="Cascadia Mono" w:hAnsi="Cascadia Mono" w:cs="Cascadia Mono"/>
+          <w:color w:val="000000"/>
+          <w:sz w:val="18"/>
+          <w:szCs w:val="18"/>
+        </w:rPr>
+        <w:t>tooltip.icon</w:t>
+      </w:r>
+      <w:proofErr w:type="spellEnd"/>
+      <w:r>
+        <w:rPr>
+          <w:rFonts w:ascii="Cascadia Mono" w:hAnsi="Cascadia Mono" w:cs="Cascadia Mono"/>
+          <w:color w:val="000000"/>
+          <w:sz w:val="18"/>
+          <w:szCs w:val="18"/>
+        </w:rPr>
+        <w:t xml:space="preserve">="0" </w:t>
+      </w:r>
+      <w:proofErr w:type="spellStart"/>
+      <w:r>
+        <w:rPr>
+          <w:rFonts w:ascii="Cascadia Mono" w:hAnsi="Cascadia Mono" w:cs="Cascadia Mono"/>
+          <w:color w:val="000000"/>
+          <w:sz w:val="18"/>
+          <w:szCs w:val="18"/>
+        </w:rPr>
+        <w:t>tooltip.isbubble</w:t>
+      </w:r>
+      <w:proofErr w:type="spellEnd"/>
+      <w:r>
+        <w:rPr>
+          <w:rFonts w:ascii="Cascadia Mono" w:hAnsi="Cascadia Mono" w:cs="Cascadia Mono"/>
+          <w:color w:val="000000"/>
+          <w:sz w:val="18"/>
+          <w:szCs w:val="18"/>
+        </w:rPr>
+        <w:t xml:space="preserve">="0" </w:t>
+      </w:r>
+      <w:proofErr w:type="spellStart"/>
+      <w:r>
+        <w:rPr>
+          <w:rFonts w:ascii="Cascadia Mono" w:hAnsi="Cascadia Mono" w:cs="Cascadia Mono"/>
+          <w:color w:val="000000"/>
+          <w:sz w:val="18"/>
+          <w:szCs w:val="18"/>
+        </w:rPr>
+        <w:t>tooltip.maxwidth</w:t>
+      </w:r>
+      <w:proofErr w:type="spellEnd"/>
+      <w:r>
+        <w:rPr>
+          <w:rFonts w:ascii="Cascadia Mono" w:hAnsi="Cascadia Mono" w:cs="Cascadia Mono"/>
+          <w:color w:val="000000"/>
+          <w:sz w:val="18"/>
+          <w:szCs w:val="18"/>
+        </w:rPr>
+        <w:t xml:space="preserve">="0" </w:t>
+      </w:r>
+      <w:proofErr w:type="spellStart"/>
+      <w:r>
+        <w:rPr>
+          <w:rFonts w:ascii="Cascadia Mono" w:hAnsi="Cascadia Mono" w:cs="Cascadia Mono"/>
+          <w:color w:val="000000"/>
+          <w:sz w:val="18"/>
+          <w:szCs w:val="18"/>
+        </w:rPr>
+        <w:t>tooltip.textcolor</w:t>
+      </w:r>
+      <w:proofErr w:type="spellEnd"/>
+      <w:r>
+        <w:rPr>
+          <w:rFonts w:ascii="Cascadia Mono" w:hAnsi="Cascadia Mono" w:cs="Cascadia Mono"/>
+          <w:color w:val="000000"/>
+          <w:sz w:val="18"/>
+          <w:szCs w:val="18"/>
+        </w:rPr>
+        <w:t xml:space="preserve">="134217751" </w:t>
+      </w:r>
+      <w:proofErr w:type="spellStart"/>
+      <w:r>
+        <w:rPr>
+          <w:rFonts w:ascii="Cascadia Mono" w:hAnsi="Cascadia Mono" w:cs="Cascadia Mono"/>
+          <w:color w:val="000000"/>
+          <w:sz w:val="18"/>
+          <w:szCs w:val="18"/>
+        </w:rPr>
+        <w:t>tooltip.transparency</w:t>
+      </w:r>
+      <w:proofErr w:type="spellEnd"/>
+      <w:r>
+        <w:rPr>
+          <w:rFonts w:ascii="Cascadia Mono" w:hAnsi="Cascadia Mono" w:cs="Cascadia Mono"/>
+          <w:color w:val="000000"/>
+          <w:sz w:val="18"/>
+          <w:szCs w:val="18"/>
+        </w:rPr>
+        <w:t xml:space="preserve">="0" </w:t>
+      </w:r>
+      <w:proofErr w:type="spellStart"/>
+      <w:r>
+        <w:rPr>
+          <w:rFonts w:ascii="Cascadia Mono" w:hAnsi="Cascadia Mono" w:cs="Cascadia Mono"/>
+          <w:color w:val="000000"/>
+          <w:sz w:val="18"/>
+          <w:szCs w:val="18"/>
+        </w:rPr>
+        <w:t>transparency</w:t>
+      </w:r>
+      <w:proofErr w:type="spellEnd"/>
+      <w:r>
+        <w:rPr>
+          <w:rFonts w:ascii="Cascadia Mono" w:hAnsi="Cascadia Mono" w:cs="Cascadia Mono"/>
+          <w:color w:val="000000"/>
+          <w:sz w:val="18"/>
+          <w:szCs w:val="18"/>
+        </w:rPr>
+        <w:t>="0" )</w:t>
+      </w:r>
+    </w:p>
+    <w:p>
+      <w:pPr>
+        <w:pStyle w:val="HTMLconformatoprevio"/>
+        <w:rPr>
+          <w:rFonts w:ascii="Cascadia Mono" w:hAnsi="Cascadia Mono" w:cs="Cascadia Mono"/>
+          <w:color w:val="000000"/>
+          <w:sz w:val="18"/>
+          <w:szCs w:val="18"/>
+        </w:rPr>
+      </w:pPr>
+    </w:p>
+    <w:p>
+      <w:pPr>
+        <w:pStyle w:val="HTMLconformatoprevio"/>
+        <w:rPr>
+          <w:rFonts w:ascii="Cascadia Mono" w:hAnsi="Cascadia Mono" w:cs="Cascadia Mono"/>
+          <w:color w:val="000000"/>
+          <w:sz w:val="18"/>
+          <w:szCs w:val="18"/>
+        </w:rPr>
+      </w:pPr>
+    </w:p>
+    <w:p>
+      <w:pPr>
+        <w:pStyle w:val="HTMLconformatoprevio"/>
+        <w:rPr>
+          <w:rFonts w:ascii="Cascadia Mono" w:hAnsi="Cascadia Mono" w:cs="Cascadia Mono"/>
+          <w:color w:val="000000"/>
+          <w:sz w:val="18"/>
+          <w:szCs w:val="18"/>
+        </w:rPr>
+      </w:pPr>
+      <w:r>
+        <w:rPr>
+          <w:rFonts w:ascii="Cascadia Mono" w:hAnsi="Cascadia Mono" w:cs="Cascadia Mono"/>
+          <w:color w:val="000000"/>
+          <w:sz w:val="18"/>
+          <w:szCs w:val="18"/>
+        </w:rPr>
+        <w:t>color="255"</w:t>
+      </w:r>
+    </w:p>
+    <w:p>
+      <w:pPr>
+        <w:spacing w:after="0" w:line="240" w:lineRule="auto"/>
+      </w:pPr>
+    </w:p>
+    <w:p>
+      <w:pPr>
+        <w:spacing w:after="0" w:line="240" w:lineRule="auto"/>
+      </w:pPr>
+      <w:r>
+        <w:t>color="33554432"</w:t>
       </w:r>
     </w:p>
     <w:p>
@@ -2322,7 +3044,7 @@
 </file>
 
 <file path=word/numbering.xml><?xml version="1.0" encoding="utf-8"?>
-<w:numbering xmlns:wpc="http://schemas.microsoft.com/office/word/2010/wordprocessingCanvas" xmlns:cx="http://schemas.microsoft.com/office/drawing/2014/chartex" xmlns:cx1="http://schemas.microsoft.com/office/drawing/2015/9/8/chartex" xmlns:cx2="http://schemas.microsoft.com/office/drawing/2015/10/21/chartex" xmlns:cx3="http://schemas.microsoft.com/office/drawing/2016/5/9/chartex" xmlns:cx4="http://schemas.microsoft.com/office/drawing/2016/5/10/chartex" xmlns:cx5="http://schemas.microsoft.com/office/drawing/2016/5/11/chartex" xmlns:cx6="http://schemas.microsoft.com/office/drawing/2016/5/12/chartex" xmlns:cx7="http://schemas.microsoft.com/office/drawing/2016/5/13/chartex" xmlns:cx8="http://schemas.microsoft.com/office/drawing/2016/5/14/chartex" xmlns:mc="http://schemas.openxmlformats.org/markup-compatibility/2006" xmlns:aink="http://schemas.microsoft.com/office/drawing/2016/ink" xmlns:am3d="http://schemas.microsoft.com/office/drawing/2017/model3d" xmlns:o="urn:schemas-microsoft-com:office:office" xmlns:r="http://schemas.openxmlformats.org/officeDocument/2006/relationships" xmlns:m="http://schemas.openxmlformats.org/officeDocument/2006/math" xmlns:v="urn:schemas-microsoft-com:vml" xmlns:wp14="http://schemas.microsoft.com/office/word/2010/wordprocessingDrawing" xmlns:wp="http://schemas.openxmlformats.org/drawingml/2006/wordprocessingDrawing" xmlns:w10="urn:schemas-microsoft-com:office:word" xmlns:w="http://schemas.openxmlformats.org/wordprocessingml/2006/main" xmlns:w14="http://schemas.microsoft.com/office/word/2010/wordml" xmlns:w15="http://schemas.microsoft.com/office/word/2012/wordml" xmlns:w16cid="http://schemas.microsoft.com/office/word/2016/wordml/cid" xmlns:w16se="http://schemas.microsoft.com/office/word/2015/wordml/symex" xmlns:wpg="http://schemas.microsoft.com/office/word/2010/wordprocessingGroup" xmlns:wpi="http://schemas.microsoft.com/office/word/2010/wordprocessingInk" xmlns:wne="http://schemas.microsoft.com/office/word/2006/wordml" xmlns:wps="http://schemas.microsoft.com/office/word/2010/wordprocessingShape" mc:Ignorable="w14 w15 w16se w16cid wp14">
+<w:numbering xmlns:wpc="http://schemas.microsoft.com/office/word/2010/wordprocessingCanvas" xmlns:cx="http://schemas.microsoft.com/office/drawing/2014/chartex" xmlns:mc="http://schemas.openxmlformats.org/markup-compatibility/2006" xmlns:o="urn:schemas-microsoft-com:office:office" xmlns:r="http://schemas.openxmlformats.org/officeDocument/2006/relationships" xmlns:m="http://schemas.openxmlformats.org/officeDocument/2006/math" xmlns:v="urn:schemas-microsoft-com:vml" xmlns:wp14="http://schemas.microsoft.com/office/word/2010/wordprocessingDrawing" xmlns:wp="http://schemas.openxmlformats.org/drawingml/2006/wordprocessingDrawing" xmlns:w10="urn:schemas-microsoft-com:office:word" xmlns:w="http://schemas.openxmlformats.org/wordprocessingml/2006/main" xmlns:w14="http://schemas.microsoft.com/office/word/2010/wordml" xmlns:w15="http://schemas.microsoft.com/office/word/2012/wordml" xmlns:w16se="http://schemas.microsoft.com/office/word/2015/wordml/symex" xmlns:wpg="http://schemas.microsoft.com/office/word/2010/wordprocessingGroup" xmlns:wpi="http://schemas.microsoft.com/office/word/2010/wordprocessingInk" xmlns:wne="http://schemas.microsoft.com/office/word/2006/wordml" xmlns:wps="http://schemas.microsoft.com/office/word/2010/wordprocessingShape" mc:Ignorable="w14 w15 w16se wp14">
   <w:abstractNum w:abstractNumId="0" w15:restartNumberingAfterBreak="0">
     <w:nsid w:val="28A4463A"/>
     <w:multiLevelType w:val="hybridMultilevel"/>
@@ -2508,7 +3230,7 @@
 </file>
 
 <file path=word/styles.xml><?xml version="1.0" encoding="utf-8"?>
-<w:styles xmlns:mc="http://schemas.openxmlformats.org/markup-compatibility/2006" xmlns:r="http://schemas.openxmlformats.org/officeDocument/2006/relationships" xmlns:w="http://schemas.openxmlformats.org/wordprocessingml/2006/main" xmlns:w14="http://schemas.microsoft.com/office/word/2010/wordml" xmlns:w15="http://schemas.microsoft.com/office/word/2012/wordml" xmlns:w16cid="http://schemas.microsoft.com/office/word/2016/wordml/cid" xmlns:w16se="http://schemas.microsoft.com/office/word/2015/wordml/symex" mc:Ignorable="w14 w15 w16se w16cid">
+<w:styles xmlns:mc="http://schemas.openxmlformats.org/markup-compatibility/2006" xmlns:r="http://schemas.openxmlformats.org/officeDocument/2006/relationships" xmlns:w="http://schemas.openxmlformats.org/wordprocessingml/2006/main" xmlns:w14="http://schemas.microsoft.com/office/word/2010/wordml" xmlns:w15="http://schemas.microsoft.com/office/word/2012/wordml" xmlns:w16se="http://schemas.microsoft.com/office/word/2015/wordml/symex" mc:Ignorable="w14 w15 w16se">
   <w:docDefaults>
     <w:rPrDefault>
       <w:rPr>
@@ -2524,7 +3246,7 @@
       </w:pPr>
     </w:pPrDefault>
   </w:docDefaults>
-  <w:latentStyles w:defLockedState="0" w:defUIPriority="99" w:defSemiHidden="0" w:defUnhideWhenUsed="0" w:defQFormat="0" w:count="375">
+  <w:latentStyles w:defLockedState="0" w:defUIPriority="99" w:defSemiHidden="0" w:defUnhideWhenUsed="0" w:defQFormat="0" w:count="371">
     <w:lsdException w:name="Normal" w:uiPriority="0" w:qFormat="1"/>
     <w:lsdException w:name="heading 1" w:uiPriority="9" w:qFormat="1"/>
     <w:lsdException w:name="heading 2" w:semiHidden="1" w:uiPriority="9" w:unhideWhenUsed="1" w:qFormat="1"/>
@@ -2896,10 +3618,6 @@
     <w:lsdException w:name="List Table 5 Dark Accent 6" w:uiPriority="50"/>
     <w:lsdException w:name="List Table 6 Colorful Accent 6" w:uiPriority="51"/>
     <w:lsdException w:name="List Table 7 Colorful Accent 6" w:uiPriority="52"/>
-    <w:lsdException w:name="Mention" w:semiHidden="1" w:unhideWhenUsed="1"/>
-    <w:lsdException w:name="Smart Hyperlink" w:semiHidden="1" w:unhideWhenUsed="1"/>
-    <w:lsdException w:name="Hashtag" w:semiHidden="1" w:unhideWhenUsed="1"/>
-    <w:lsdException w:name="Unresolved Mention" w:semiHidden="1" w:unhideWhenUsed="1"/>
   </w:latentStyles>
   <w:style w:type="paragraph" w:default="1" w:styleId="Normal">
     <w:name w:val="Normal"/>
